--- a/tillsyn/A 11719-2025 tillsynsbegäran.docx
+++ b/tillsyn/A 11719-2025 tillsynsbegäran.docx
@@ -630,7 +630,7 @@
     <w:r>
       <w:tab/>
       <w:tab/>
-      <w:t>2025-03-12</w:t>
+      <w:t>2025-03-13</w:t>
       <w:br/>
       <w:br/>
     </w:r>

--- a/tillsyn/A 11719-2025 tillsynsbegäran.docx
+++ b/tillsyn/A 11719-2025 tillsynsbegäran.docx
@@ -630,7 +630,7 @@
     <w:r>
       <w:tab/>
       <w:tab/>
-      <w:t>2025-03-13</w:t>
+      <w:t>2025-03-14</w:t>
       <w:br/>
       <w:br/>
     </w:r>

--- a/tillsyn/A 11719-2025 tillsynsbegäran.docx
+++ b/tillsyn/A 11719-2025 tillsynsbegäran.docx
@@ -630,7 +630,7 @@
     <w:r>
       <w:tab/>
       <w:tab/>
-      <w:t>2025-03-14</w:t>
+      <w:t>2025-03-15</w:t>
       <w:br/>
       <w:br/>
     </w:r>

--- a/tillsyn/A 11719-2025 tillsynsbegäran.docx
+++ b/tillsyn/A 11719-2025 tillsynsbegäran.docx
@@ -630,7 +630,7 @@
     <w:r>
       <w:tab/>
       <w:tab/>
-      <w:t>2025-03-15</w:t>
+      <w:t>2025-03-16</w:t>
       <w:br/>
       <w:br/>
     </w:r>

--- a/tillsyn/A 11719-2025 tillsynsbegäran.docx
+++ b/tillsyn/A 11719-2025 tillsynsbegäran.docx
@@ -630,7 +630,7 @@
     <w:r>
       <w:tab/>
       <w:tab/>
-      <w:t>2025-03-16</w:t>
+      <w:t>2025-03-17</w:t>
       <w:br/>
       <w:br/>
     </w:r>
